--- a/courts/sixth-circuit/ohio/state/supreme-court/petition-for-rehearing/usage/OUTPUT-petition-for-rehearing.docx
+++ b/courts/sixth-circuit/ohio/state/supreme-court/petition-for-rehearing/usage/OUTPUT-petition-for-rehearing.docx
@@ -405,9 +405,7 @@
               <w:t xml:space="preserve"> </w:t>
             </w:r>
             <w:r>
-              <w:t xml:space="preserve">17</w:t>
-              <w:noBreakHyphen/>
-              <w:t xml:space="preserve">1444</w:t>
+              <w:t xml:space="preserve">17-⁠1444</w:t>
             </w:r>
             <w:r>
               <w:t xml:space="preserve"> </w:t>
@@ -419,9 +417,7 @@
               <w:t xml:space="preserve"> </w:t>
             </w:r>
             <w:r>
-              <w:t xml:space="preserve">17</w:t>
-              <w:noBreakHyphen/>
-              <w:t xml:space="preserve">1664</w:t>
+              <w:t xml:space="preserve">17-⁠1664</w:t>
             </w:r>
             <w:r>
               <w:t xml:space="preserve"> </w:t>
@@ -503,9 +499,7 @@
               <w:t xml:space="preserve"> </w:t>
             </w:r>
             <w:r>
-              <w:t xml:space="preserve">14</w:t>
-              <w:noBreakHyphen/>
-              <w:t xml:space="preserve">1297-EL-SSO</w:t>
+              <w:t xml:space="preserve">14-⁠1297-EL-SSO</w:t>
             </w:r>
           </w:p>
         </w:tc>
@@ -1021,9 +1015,7 @@
               <w:t xml:space="preserve"> </w:t>
             </w:r>
             <w:r>
-              <w:t xml:space="preserve">928</w:t>
-              <w:noBreakHyphen/>
-              <w:t xml:space="preserve">2939</w:t>
+              <w:t xml:space="preserve">928-⁠2939</w:t>
             </w:r>
           </w:p>
           <w:p>
@@ -1168,9 +1160,7 @@
               <w:t xml:space="preserve"> </w:t>
             </w:r>
             <w:r>
-              <w:t xml:space="preserve">717</w:t>
-              <w:noBreakHyphen/>
-              <w:t xml:space="preserve">4522</w:t>
+              <w:t xml:space="preserve">717-⁠4522</w:t>
             </w:r>
           </w:p>
           <w:p>
@@ -1366,9 +1356,7 @@
               <w:t xml:space="preserve"> </w:t>
             </w:r>
             <w:r>
-              <w:t xml:space="preserve">622</w:t>
-              <w:noBreakHyphen/>
-              <w:t xml:space="preserve">8200</w:t>
+              <w:t xml:space="preserve">622-⁠8200</w:t>
             </w:r>
           </w:p>
           <w:p>
@@ -1384,9 +1372,7 @@
               <w:t xml:space="preserve"> </w:t>
             </w:r>
             <w:r>
-              <w:t xml:space="preserve">241</w:t>
-              <w:noBreakHyphen/>
-              <w:t xml:space="preserve">0816</w:t>
+              <w:t xml:space="preserve">241-⁠0816</w:t>
             </w:r>
             <w:r>
               <w:t xml:space="preserve"> </w:t>
@@ -1980,13 +1966,7 @@
         <w:t xml:space="preserve"> </w:t>
       </w:r>
       <w:r>
-        <w:t xml:space="preserve">The facts supporting the second ground are set out in paragraphs 192</w:t>
-      </w:r>
-      <w:r>
-        <w:noBreakHyphen/>
-      </w:r>
-      <w:r>
-        <w:t xml:space="preserve">95 of the Fifth Entry, namely that Rider DMR is a provision regarding distribution service under R.C. 4928.143(B)⁠(2)⁠(h) because it prevents a downgrade of the Companies’ credit rating and thereby enables cost-effective access to capital markets for purposes of investing in distribution infrastructure.</w:t>
+        <w:t xml:space="preserve">The facts supporting the second ground are set out in paragraphs 192-⁠95 of the Fifth Entry, namely that Rider DMR is a provision regarding distribution service under R.C. 4928.143(B)⁠(2)⁠(h) because it prevents a downgrade of the Companies’ credit rating and thereby enables cost-effective access to capital markets for purposes of investing in distribution infrastructure.</w:t>
       </w:r>
     </w:p>
     <w:p>
@@ -2560,13 +2540,7 @@
         <w:pStyle w:val="BodyText"/>
       </w:pPr>
       <w:r>
-        <w:t xml:space="preserve">The Court’s plurality and concurring opinions misread R.C. 4928.143(B)⁠(2)⁠(h) by focusing exclusively on whether Rider DMR is a “distribution modernization incentive.” The Commission also has authority under R.C. 4928.143(B)⁠(2)⁠(h) to approve any provision regarding a utility’s distribution service, including, without limitation, a single-issue ratemaking provision. In the Companies’ ESP proceeding, the Commission found that Rider DMR was a reasonable provision regarding the Companies’ distribution service because it would ensure that the Companies have access to capital markets (which access clearly was threatened) in order to make investments in their distribution system. Fifth Entry, ¶¶ 185, 192</w:t>
-      </w:r>
-      <w:r>
-        <w:noBreakHyphen/>
-      </w:r>
-      <w:r>
-        <w:t xml:space="preserve">95, 281. Even if Rider DMR is not an incentive, the Commission had authority to approve Rider DMR under the plain language of R.C. 4928.143(B)⁠(2)⁠(h) because Rider DMR is a provision regarding the Companies’ distribution service.</w:t>
+        <w:t xml:space="preserve">The Court’s plurality and concurring opinions misread R.C. 4928.143(B)⁠(2)⁠(h) by focusing exclusively on whether Rider DMR is a “distribution modernization incentive.” The Commission also has authority under R.C. 4928.143(B)⁠(2)⁠(h) to approve any provision regarding a utility’s distribution service, including, without limitation, a single-issue ratemaking provision. In the Companies’ ESP proceeding, the Commission found that Rider DMR was a reasonable provision regarding the Companies’ distribution service because it would ensure that the Companies have access to capital markets (which access clearly was threatened) in order to make investments in their distribution system. Fifth Entry, ¶¶ 185, 192-⁠95, 281. Even if Rider DMR is not an incentive, the Commission had authority to approve Rider DMR under the plain language of R.C. 4928.143(B)⁠(2)⁠(h) because Rider DMR is a provision regarding the Companies’ distribution service.</w:t>
       </w:r>
     </w:p>
     <w:p>
@@ -2994,19 +2968,7 @@
         <w:pStyle w:val="BodyText"/>
       </w:pPr>
       <w:r>
-        <w:t xml:space="preserve">The Court’s exclusive focus on whether Rider DMR is an incentive suggests, wrongly, that the Commission is limited to approving only the four categories of distribution provisions that follow “including, without limitation” in R.C. 4928.143(B)⁠(2)⁠(h). But “including, without limitation” does not mean “including only the following.” The Court has never interpreted “including, without limitation” in this manner. Instead, the Court has interpreted this language to mean that what follows is a partial list of items that easily qualify as examples of the category that precedes the list. See, e.g., State v. Anderson, 138 Ohio St.3d 264, 2014-Ohio</w:t>
-      </w:r>
-      <w:r>
-        <w:noBreakHyphen/>
-      </w:r>
-      <w:r>
-        <w:t xml:space="preserve">542, 6 N.E.3d 23, ¶ 45 (list is illustrative, not exhaustive); State v. Thompson, 92 Ohio St. 3d 584, 588, 752 N.E.2d 276 (2001) (same); State v. Lozano, 90 Ohio St. 3d 560, 562, 740 N.E.2d 273 (2001) (same). See also Chesapeake Exploration, L.L.C. v. Buell, 144 Ohio St.3d 490, 2015-Ohio</w:t>
-      </w:r>
-      <w:r>
-        <w:noBreakHyphen/>
-      </w:r>
-      <w:r>
-        <w:t xml:space="preserve">4551, 45 N.E.3d 185, ¶ 35 (“[t]he word ‘including’ indicates a partial list” that is not exhaustive or otherwise limiting). Decades of well-established Supreme Court precedent make clear that the use of “including” in a statute (let alone the more emphatic “including, but not limited to”) denotes a partial listing, not an exhaustive one. Thus, R.C. 4928.143(B)⁠(2)⁠(h) authorizes provisions regarding a utility’s distribution service, and the four items that follow are a partial list of such provisions.</w:t>
+        <w:t xml:space="preserve">The Court’s exclusive focus on whether Rider DMR is an incentive suggests, wrongly, that the Commission is limited to approving only the four categories of distribution provisions that follow “including, without limitation” in R.C. 4928.143(B)⁠(2)⁠(h). But “including, without limitation” does not mean “including only the following.” The Court has never interpreted “including, without limitation” in this manner. Instead, the Court has interpreted this language to mean that what follows is a partial list of items that easily qualify as examples of the category that precedes the list. See, e.g., State v. Anderson, 138 Ohio St.3d 264, 2014-Ohio-⁠542, 6 N.E.3d 23, ¶ 45 (list is illustrative, not exhaustive); State v. Thompson, 92 Ohio St. 3d 584, 588, 752 N.E.2d 276 (2001) (same); State v. Lozano, 90 Ohio St. 3d 560, 562, 740 N.E.2d 273 (2001) (same). See also Chesapeake Exploration, L.L.C. v. Buell, 144 Ohio St.3d 490, 2015-Ohio-⁠4551, 45 N.E.3d 185, ¶ 35 (“[t]he word ‘including’ indicates a partial list” that is not exhaustive or otherwise limiting). Decades of well-established Supreme Court precedent make clear that the use of “including” in a statute (let alone the more emphatic “including, but not limited to”) denotes a partial listing, not an exhaustive one. Thus, R.C. 4928.143(B)⁠(2)⁠(h) authorizes provisions regarding a utility’s distribution service, and the four items that follow are a partial list of such provisions.</w:t>
       </w:r>
     </w:p>
     <w:p>
@@ -3014,13 +2976,7 @@
         <w:pStyle w:val="BodyText"/>
       </w:pPr>
       <w:r>
-        <w:t xml:space="preserve">The language in division (B)⁠(2)⁠(h) can and should be distinguished from the “include, without limitation, any of the following” language that appears in division (B)⁠(2). The Court found in In re Columbus S. Power Co., 128 Ohio St.3d 512, 2011-Ohio</w:t>
-      </w:r>
-      <w:r>
-        <w:noBreakHyphen/>
-      </w:r>
-      <w:r>
-        <w:t xml:space="preserve">1788, 947 N.E.2d 655, ¶ 32, that “R.C. 4928.143(B)⁠(2) allows plans to include only ‘any of the following’ provisions. It does not allow plans to include ‘any provision.’” In contrast, R.C. 4928.143(B)⁠(2)⁠(h) broadly allows any provisions regarding a utility’s distribution service, which may include, but are not limited to, the four sub-categories set out therein. Any reading of the statute that ignores this distinction is clearly erroneous and must be corrected. If a statute authorizes “any ice cream, including, without limitation, vanilla, strawberry, chocolate or butter pecan,” then any type of ice cream will do. But here, the Court asked only whether Rider DMR was one of several non-exhaustive sub-categories (the “butter pecan”), without also deciding whether it related to distribution service.</w:t>
+        <w:t xml:space="preserve">The language in division (B)⁠(2)⁠(h) can and should be distinguished from the “include, without limitation, any of the following” language that appears in division (B)⁠(2). The Court found in In re Columbus S. Power Co., 128 Ohio St.3d 512, 2011-Ohio-⁠1788, 947 N.E.2d 655, ¶ 32, that “R.C. 4928.143(B)⁠(2) allows plans to include only ‘any of the following’ provisions. It does not allow plans to include ‘any provision.’” In contrast, R.C. 4928.143(B)⁠(2)⁠(h) broadly allows any provisions regarding a utility’s distribution service, which may include, but are not limited to, the four sub-categories set out therein. Any reading of the statute that ignores this distinction is clearly erroneous and must be corrected. If a statute authorizes “any ice cream, including, without limitation, vanilla, strawberry, chocolate or butter pecan,” then any type of ice cream will do. But here, the Court asked only whether Rider DMR was one of several non-exhaustive sub-categories (the “butter pecan”), without also deciding whether it related to distribution service.</w:t>
       </w:r>
     </w:p>
     <w:p>
@@ -3028,37 +2984,7 @@
         <w:pStyle w:val="BodyText"/>
       </w:pPr>
       <w:r>
-        <w:t xml:space="preserve">The Court’s exclusive focus on “incentives” creates grave concern that the Court is attempting to limit the Commission’s authority granted to it by the General Assembly. The Court’s analysis must begin with the language of the statute, and the Court must give effect to the words used, making neither additions nor deletions from the words chosen by the General Assembly. In re Application of Ohio Power Co., 140 Ohio St.3d 509, 2014-Ohio</w:t>
-      </w:r>
-      <w:r>
-        <w:noBreakHyphen/>
-      </w:r>
-      <w:r>
-        <w:t xml:space="preserve">4271, 20 N.E.3d 699, ¶¶ 20, 24; In re Columbus S. Power Co., 138 Ohio St.3d 448, 2014-Ohio</w:t>
-      </w:r>
-      <w:r>
-        <w:noBreakHyphen/>
-      </w:r>
-      <w:r>
-        <w:t xml:space="preserve">462, 8 N.E.3d 863, ¶ 26. See also Ohio Neighborhood Fin., Inc. v. Scott, 139 Ohio St.3d 536, 2014-Ohio</w:t>
-      </w:r>
-      <w:r>
-        <w:noBreakHyphen/>
-      </w:r>
-      <w:r>
-        <w:t xml:space="preserve">2440, 13 N.E.3d 1115, ¶ 26 (Court cannot rewrite unambiguous statute); State v. Tolliver, 140 Ohio St.3d 420, 2014-Ohio</w:t>
-      </w:r>
-      <w:r>
-        <w:noBreakHyphen/>
-      </w:r>
-      <w:r>
-        <w:t xml:space="preserve">3744, 19 N.E.3d 870, ¶ 10 (“It is our duty ‘to give effect to the words used, not to delete words used or to insert words not used.’”); Armstrong v. John R. Jurgensen Co., 136 Ohio St.3d 58, 2013-Ohio</w:t>
-      </w:r>
-      <w:r>
-        <w:noBreakHyphen/>
-      </w:r>
-      <w:r>
-        <w:t xml:space="preserve">2237, 990 N.E.2d 568, ¶ 12 (“The court may not delete or insert words, but must give effect to the words the General Assembly has chosen.”). The Court cannot add “any of the following” to division (B)⁠(2)⁠(h). Nor can the Court impose conditions that do not appear in the plain language of division (B)⁠(2)⁠(h). Nor can the Court decide which kinds of distribution provisions may or may not be approved under division (B)⁠(2)⁠(h). This is within the sound discretion of the Commission. If there is concern that division (B)⁠(2)⁠(h) is too broad, then recourse is to the General Assembly, not this Court. On reconsideration, the Court should give effect to all of the words in R.C. 4928.143(B)⁠(2)⁠(h).</w:t>
+        <w:t xml:space="preserve">The Court’s exclusive focus on “incentives” creates grave concern that the Court is attempting to limit the Commission’s authority granted to it by the General Assembly. The Court’s analysis must begin with the language of the statute, and the Court must give effect to the words used, making neither additions nor deletions from the words chosen by the General Assembly. In re Application of Ohio Power Co., 140 Ohio St.3d 509, 2014-Ohio-⁠4271, 20 N.E.3d 699, ¶¶ 20, 24; In re Columbus S. Power Co., 138 Ohio St.3d 448, 2014-Ohio-⁠462, 8 N.E.3d 863, ¶ 26. See also Ohio Neighborhood Fin., Inc. v. Scott, 139 Ohio St.3d 536, 2014-Ohio-⁠2440, 13 N.E.3d 1115, ¶ 26 (Court cannot rewrite unambiguous statute); State v. Tolliver, 140 Ohio St.3d 420, 2014-Ohio-⁠3744, 19 N.E.3d 870, ¶ 10 (“It is our duty ‘to give effect to the words used, not to delete words used or to insert words not used.’”); Armstrong v. John R. Jurgensen Co., 136 Ohio St.3d 58, 2013-Ohio-⁠2237, 990 N.E.2d 568, ¶ 12 (“The court may not delete or insert words, but must give effect to the words the General Assembly has chosen.”). The Court cannot add “any of the following” to division (B)⁠(2)⁠(h). Nor can the Court impose conditions that do not appear in the plain language of division (B)⁠(2)⁠(h). Nor can the Court decide which kinds of distribution provisions may or may not be approved under division (B)⁠(2)⁠(h). This is within the sound discretion of the Commission. If there is concern that division (B)⁠(2)⁠(h) is too broad, then recourse is to the General Assembly, not this Court. On reconsideration, the Court should give effect to all of the words in R.C. 4928.143(B)⁠(2)⁠(h).</w:t>
       </w:r>
     </w:p>
     <w:p>
@@ -3344,9 +3270,7 @@
                     <w:t xml:space="preserve"> </w:t>
                   </w:r>
                   <w:r>
-                    <w:t xml:space="preserve">622</w:t>
-                    <w:noBreakHyphen/>
-                    <w:t xml:space="preserve">8200</w:t>
+                    <w:t xml:space="preserve">622-⁠8200</w:t>
                   </w:r>
                 </w:p>
                 <w:p>
@@ -3837,9 +3761,7 @@
               <w:t xml:space="preserve"> </w:t>
             </w:r>
             <w:r>
-              <w:t xml:space="preserve">43215</w:t>
-              <w:noBreakHyphen/>
-              <w:t xml:space="preserve">3414</w:t>
+              <w:t xml:space="preserve">43215-⁠3414</w:t>
             </w:r>
           </w:p>
           <w:p>
@@ -4313,9 +4235,7 @@
               <w:t xml:space="preserve"> </w:t>
             </w:r>
             <w:r>
-              <w:t xml:space="preserve">622</w:t>
-              <w:noBreakHyphen/>
-              <w:t xml:space="preserve">8200</w:t>
+              <w:t xml:space="preserve">622-⁠8200</w:t>
             </w:r>
           </w:p>
           <w:p>
@@ -4525,19 +4445,7 @@
         <w:t xml:space="preserve"> </w:t>
       </w:r>
       <w:r>
-        <w:t xml:space="preserve">Commission’s Merit Brief, pp. 7</w:t>
-      </w:r>
-      <w:r>
-        <w:noBreakHyphen/>
-      </w:r>
-      <w:r>
-        <w:t xml:space="preserve">11 (“access to capital” argument) and pp. 11</w:t>
-      </w:r>
-      <w:r>
-        <w:noBreakHyphen/>
-      </w:r>
-      <w:r>
-        <w:t xml:space="preserve">14 (“incentive” argument). Both arguments were preceded by the same heading – “The DMR is contemplated under R.C. 4928.143(B)⁠(2)⁠(h).” This may not have made the separation of arguments clear to the Court.</w:t>
+        <w:t xml:space="preserve">Commission’s Merit Brief, pp. 7-⁠11 (“access to capital” argument) and pp. 11-⁠14 (“incentive” argument). Both arguments were preceded by the same heading – “The DMR is contemplated under R.C. 4928.143(B)⁠(2)⁠(h).” This may not have made the separation of arguments clear to the Court.</w:t>
       </w:r>
     </w:p>
   </w:footnote>
@@ -5280,7 +5188,7 @@
     <w:qFormat/>
     <w:pPr>
       <w:keepLines/>
-      <w:spacing w:before="0" w:after="120" w:line="276" w:lineRule="exact"/>
+      <w:spacing w:before="26" w:after="120" w:line="276" w:lineRule="exact"/>
     </w:pPr>
     <w:rPr>
       <w:sz w:val="24"/>
